--- a/pr-preview/pr-215/inference-handout-tracked-changes.docx
+++ b/pr-preview/pr-215/inference-handout-tracked-changes.docx
@@ -16,7 +16,7 @@
       </w:pPr>
       <w:del w:id="1" w:author="PR Preview" w:date="2026-01-01T00:00:00Z">
         <w:r>
-          <w:delText xml:space="preserve">Last modified: 2026-10-15 12:56:30 (PDT)</w:delText>
+          <w:delText xml:space="preserve">Last modified: 2026-10-15 13:27:16 (PDT)</w:delText>
         </w:r>
       </w:del>
     </w:p>
@@ -26,7 +26,7 @@
       </w:pPr>
       <w:ins w:id="2" w:author="PR Preview" w:date="2026-01-01T00:00:00Z">
         <w:r>
-          <w:t xml:space="preserve">Last modified: 2026-10-15 12:43:47 (PDT)</w:t>
+          <w:t xml:space="preserve">Last modified: 2026-10-15 13:30:33 (PDT)</w:t>
         </w:r>
       </w:ins>
     </w:p>
@@ -2905,6 +2905,78 @@
         <w:t xml:space="preserve">.</w:t>
       </w:r>
     </w:p>
+    <w:p>
+      <w:pPr>
+        <w:pStyle w:val="Compact"/>
+        <w:numPr>
+          <w:ilvl w:val="0"/>
+          <w:numId w:val="1003"/>
+        </w:numPr>
+      </w:pPr>
+      <w:r>
+        <w:t xml:space="preserve">Hogg et al. (2019, sec. 8.1, pp. 361–368)</w:t>
+      </w:r>
+      <w:r>
+        <w:t xml:space="preserve"> </w:t>
+      </w:r>
+      <w:r>
+        <w:t xml:space="preserve">covers tests about one mean.</w:t>
+      </w:r>
+    </w:p>
+    <w:p>
+      <w:pPr>
+        <w:pStyle w:val="Compact"/>
+        <w:numPr>
+          <w:ilvl w:val="0"/>
+          <w:numId w:val="1003"/>
+        </w:numPr>
+      </w:pPr>
+      <w:r>
+        <w:t xml:space="preserve">Hogg et al. (2019, sec. 8.6, pp. 403–409)</w:t>
+      </w:r>
+      <w:r>
+        <w:t xml:space="preserve"> </w:t>
+      </w:r>
+      <w:r>
+        <w:t xml:space="preserve">covers power of a statistical test.</w:t>
+      </w:r>
+    </w:p>
+    <w:p>
+      <w:pPr>
+        <w:pStyle w:val="Compact"/>
+        <w:numPr>
+          <w:ilvl w:val="0"/>
+          <w:numId w:val="1003"/>
+        </w:numPr>
+      </w:pPr>
+      <w:r>
+        <w:t xml:space="preserve">Casella and Berger (2002, sec. 8.3, pp. 382–401)</w:t>
+      </w:r>
+      <w:r>
+        <w:t xml:space="preserve"> </w:t>
+      </w:r>
+      <w:r>
+        <w:t xml:space="preserve">covers methods of evaluating tests.</w:t>
+      </w:r>
+    </w:p>
+    <w:p>
+      <w:pPr>
+        <w:pStyle w:val="Compact"/>
+        <w:numPr>
+          <w:ilvl w:val="0"/>
+          <w:numId w:val="1003"/>
+        </w:numPr>
+      </w:pPr>
+      <w:r>
+        <w:t xml:space="preserve">Rice (2007, sec. 9.2, pp. 331–336)</w:t>
+      </w:r>
+      <w:r>
+        <w:t xml:space="preserve"> </w:t>
+      </w:r>
+      <w:r>
+        <w:t xml:space="preserve">covers the Neyman–Pearson paradigm.</w:t>
+      </w:r>
+    </w:p>
     <w:bookmarkEnd w:id="27"/>
     <w:bookmarkEnd w:id="28"/>
     <w:bookmarkStart w:id="36" w:name="sec-reference-distributions"/>
@@ -6555,6 +6627,60 @@
         <w:t xml:space="preserve">.</w:t>
       </w:r>
     </w:p>
+    <w:p>
+      <w:pPr>
+        <w:pStyle w:val="Compact"/>
+        <w:numPr>
+          <w:ilvl w:val="0"/>
+          <w:numId w:val="1004"/>
+        </w:numPr>
+      </w:pPr>
+      <w:r>
+        <w:t xml:space="preserve">Hogg et al. (2019, sec. 7.1, pp. 307–313)</w:t>
+      </w:r>
+      <w:r>
+        <w:t xml:space="preserve"> </w:t>
+      </w:r>
+      <w:r>
+        <w:t xml:space="preserve">covers confidence intervals for means.</w:t>
+      </w:r>
+    </w:p>
+    <w:p>
+      <w:pPr>
+        <w:pStyle w:val="Compact"/>
+        <w:numPr>
+          <w:ilvl w:val="0"/>
+          <w:numId w:val="1004"/>
+        </w:numPr>
+      </w:pPr>
+      <w:r>
+        <w:t xml:space="preserve">Casella and Berger (2002, sec. 9.2, pp. 420–439)</w:t>
+      </w:r>
+      <w:r>
+        <w:t xml:space="preserve"> </w:t>
+      </w:r>
+      <w:r>
+        <w:t xml:space="preserve">covers methods of finding interval estimators.</w:t>
+      </w:r>
+    </w:p>
+    <w:p>
+      <w:pPr>
+        <w:pStyle w:val="Compact"/>
+        <w:numPr>
+          <w:ilvl w:val="0"/>
+          <w:numId w:val="1004"/>
+        </w:numPr>
+      </w:pPr>
+      <w:r>
+        <w:t xml:space="preserve">Rice (2007, sec. 9.3, pp. 337–338)</w:t>
+      </w:r>
+      <w:r>
+        <w:t xml:space="preserve"> </w:t>
+      </w:r>
+      <w:r>
+        <w:t xml:space="preserve">covers duality of confidence intervals and hypothesis tests.</w:t>
+      </w:r>
+    </w:p>
     <w:bookmarkEnd w:id="45"/>
     <w:bookmarkStart w:id="48" w:name="further-reading-on-confidence-intervals"/>
     <w:p>
@@ -6578,7 +6704,7 @@
         <w:pStyle w:val="Compact"/>
         <w:numPr>
           <w:ilvl w:val="0"/>
-          <w:numId w:val="1003"/>
+          <w:numId w:val="1005"/>
         </w:numPr>
       </w:pPr>
       <w:hyperlink r:id="rId46">
@@ -6600,7 +6726,7 @@
       <w:pPr>
         <w:numPr>
           <w:ilvl w:val="0"/>
-          <w:numId w:val="1003"/>
+          <w:numId w:val="1005"/>
         </w:numPr>
       </w:pPr>
       <w:hyperlink r:id="rId47">
@@ -6793,7 +6919,7 @@
         <w:pStyle w:val="Compact"/>
         <w:numPr>
           <w:ilvl w:val="0"/>
-          <w:numId w:val="1004"/>
+          <w:numId w:val="1006"/>
         </w:numPr>
       </w:pPr>
       <w:r>
@@ -6817,7 +6943,7 @@
         <w:pStyle w:val="Compact"/>
         <w:numPr>
           <w:ilvl w:val="0"/>
-          <w:numId w:val="1004"/>
+          <w:numId w:val="1006"/>
         </w:numPr>
       </w:pPr>
       <w:r>
@@ -7928,7 +8054,7 @@
       </w:r>
     </w:p>
     <w:bookmarkEnd w:id="53"/>
-    <w:bookmarkStart w:id="61" w:name="references"/>
+    <w:bookmarkStart w:id="65" w:name="references"/>
     <w:p>
       <w:pPr>
         <w:pStyle w:val="Heading2"/>
@@ -7937,7 +8063,7 @@
         <w:t xml:space="preserve">References</w:t>
       </w:r>
     </w:p>
-    <w:bookmarkStart w:id="60" w:name="refs"/>
+    <w:bookmarkStart w:id="64" w:name="refs"/>
     <w:bookmarkStart w:id="55" w:name="ref-fiveminuteai_probstat"/>
     <w:p>
       <w:pPr>
@@ -7975,13 +8101,13 @@
       </w:r>
     </w:p>
     <w:bookmarkEnd w:id="55"/>
-    <w:bookmarkStart w:id="57" w:name="ref-vittinghoff2e"/>
+    <w:bookmarkStart w:id="57" w:name="ref-CaseBerg01"/>
     <w:p>
       <w:pPr>
         <w:pStyle w:val="Bibliography"/>
       </w:pPr>
       <w:r>
-        <w:t xml:space="preserve">Vittinghoff, Eric, David V Glidden, Stephen C Shiboski, and Charles E McCulloch. 2012.</w:t>
+        <w:t xml:space="preserve">Casella, George, and Roger Berger. 2002.</w:t>
       </w:r>
       <w:r>
         <w:t xml:space="preserve"> </w:t>
@@ -7991,6 +8117,89 @@
           <w:i/>
           <w:iCs/>
         </w:rPr>
+        <w:t xml:space="preserve">Statistical Inference</w:t>
+      </w:r>
+      <w:r>
+        <w:t xml:space="preserve">. 2nd ed. Cengage Learning.</w:t>
+      </w:r>
+      <w:r>
+        <w:t xml:space="preserve"> </w:t>
+      </w:r>
+      <w:hyperlink r:id="rId56">
+        <w:r>
+          <w:rPr>
+            <w:rStyle w:val="Hyperlink"/>
+          </w:rPr>
+          <w:t xml:space="preserve">https://www.cengage.com/c/statistical-inference-2e-casella-berger/9780534243128/</w:t>
+        </w:r>
+      </w:hyperlink>
+      <w:r>
+        <w:t xml:space="preserve">.</w:t>
+      </w:r>
+    </w:p>
+    <w:bookmarkEnd w:id="57"/>
+    <w:bookmarkStart w:id="58" w:name="ref-hoggtanis2015"/>
+    <w:p>
+      <w:pPr>
+        <w:pStyle w:val="Bibliography"/>
+      </w:pPr>
+      <w:r>
+        <w:t xml:space="preserve">Hogg, Robert V., Elliot A. Tanis, and Dale L. Zimmerman. 2019.</w:t>
+      </w:r>
+      <w:r>
+        <w:t xml:space="preserve"> </w:t>
+      </w:r>
+      <w:r>
+        <w:rPr>
+          <w:i/>
+          <w:iCs/>
+        </w:rPr>
+        <w:t xml:space="preserve">Probability and Statistical Inference</w:t>
+      </w:r>
+      <w:r>
+        <w:t xml:space="preserve">. Tenth edition. Pearson.</w:t>
+      </w:r>
+    </w:p>
+    <w:bookmarkEnd w:id="58"/>
+    <w:bookmarkStart w:id="59" w:name="ref-rice2007mathematical"/>
+    <w:p>
+      <w:pPr>
+        <w:pStyle w:val="Bibliography"/>
+      </w:pPr>
+      <w:r>
+        <w:t xml:space="preserve">Rice, John A. 2007.</w:t>
+      </w:r>
+      <w:r>
+        <w:t xml:space="preserve"> </w:t>
+      </w:r>
+      <w:r>
+        <w:rPr>
+          <w:i/>
+          <w:iCs/>
+        </w:rPr>
+        <w:t xml:space="preserve">Mathematical Statistics and Data Analysis</w:t>
+      </w:r>
+      <w:r>
+        <w:t xml:space="preserve">. 3rd ed. Cengage Learning.</w:t>
+      </w:r>
+    </w:p>
+    <w:bookmarkEnd w:id="59"/>
+    <w:bookmarkStart w:id="61" w:name="ref-vittinghoff2e"/>
+    <w:p>
+      <w:pPr>
+        <w:pStyle w:val="Bibliography"/>
+      </w:pPr>
+      <w:r>
+        <w:t xml:space="preserve">Vittinghoff, Eric, David V Glidden, Stephen C Shiboski, and Charles E McCulloch. 2012.</w:t>
+      </w:r>
+      <w:r>
+        <w:t xml:space="preserve"> </w:t>
+      </w:r>
+      <w:r>
+        <w:rPr>
+          <w:i/>
+          <w:iCs/>
+        </w:rPr>
         <w:t xml:space="preserve">Regression Methods in Biostatistics: Linear, Logistic, Survival, and Repeated Measures Models</w:t>
       </w:r>
       <w:r>
@@ -7999,7 +8208,7 @@
       <w:r>
         <w:t xml:space="preserve"> </w:t>
       </w:r>
-      <w:hyperlink r:id="rId56">
+      <w:hyperlink r:id="rId60">
         <w:r>
           <w:rPr>
             <w:rStyle w:val="Hyperlink"/>
@@ -8011,8 +8220,8 @@
         <w:t xml:space="preserve">.</w:t>
       </w:r>
     </w:p>
-    <w:bookmarkEnd w:id="57"/>
-    <w:bookmarkStart w:id="59" w:name="ref-wp:statinference"/>
+    <w:bookmarkEnd w:id="61"/>
+    <w:bookmarkStart w:id="63" w:name="ref-wp:statinference"/>
     <w:p>
       <w:pPr>
         <w:pStyle w:val="Bibliography"/>
@@ -8071,7 +8280,7 @@
       <w:r>
         <w:t xml:space="preserve"> </w:t>
       </w:r>
-      <w:hyperlink r:id="rId58">
+      <w:hyperlink r:id="rId62">
         <w:r>
           <w:rPr>
             <w:rStyle w:val="Hyperlink"/>
@@ -8083,9 +8292,9 @@
         <w:t xml:space="preserve">.</w:t>
       </w:r>
     </w:p>
-    <w:bookmarkEnd w:id="59"/>
-    <w:bookmarkEnd w:id="60"/>
-    <w:bookmarkEnd w:id="61"/>
+    <w:bookmarkEnd w:id="63"/>
+    <w:bookmarkEnd w:id="64"/>
+    <w:bookmarkEnd w:id="65"/>
     <w:sectPr>
       <w:footnotePr>
         <w:numRestart w:val="eachSect"/>
@@ -8424,6 +8633,12 @@
     <w:abstractNumId w:val="991"/>
   </w:num>
   <w:num w:numId="1004">
+    <w:abstractNumId w:val="991"/>
+  </w:num>
+  <w:num w:numId="1005">
+    <w:abstractNumId w:val="991"/>
+  </w:num>
+  <w:num w:numId="1006">
     <w:abstractNumId w:val="991"/>
   </w:num>
 </w:numbering>
